--- a/kit/evenement.docx
+++ b/kit/evenement.docx
@@ -104,7 +104,7 @@
                 <w:color w:val="EE5B22"/>
                 <w:sz w:val="32"/>
               </w:rPr>
-              <w:t>⟦date⟧</w:t>
+              <w:t>1 jeudi</w:t>
             </w:r>
           </w:p>
           <w:p>
@@ -120,7 +120,7 @@
                 <w:color w:val="5F5F64"/>
                 <w:sz w:val="16"/>
               </w:rPr>
-              <w:t>un jeudi matin</w:t>
+              <w:t>par mois</w:t>
             </w:r>
           </w:p>
         </w:tc>
@@ -1508,7 +1508,7 @@
           <w:sz w:val="25"/>
           <w:u w:val="single"/>
         </w:rPr>
-        <w:t>4. Le suivi</w:t>
+        <w:t>4. Le suivi et les règles</w:t>
       </w:r>
     </w:p>
     <w:p>
@@ -1689,6 +1689,56 @@
                 <w:sz w:val="19"/>
               </w:rPr>
               <w:t>les invitations partent depuis la page Proline et les comptes des commerciaux, par eux-mêmes.</w:t>
+            </w:r>
+          </w:p>
+          <w:p>
+            <w:pPr>
+              <w:spacing w:after="20"/>
+            </w:pPr>
+            <w:r>
+              <w:rPr>
+                <w:rFonts w:ascii="Inter" w:hAnsi="Inter" w:eastAsia="Inter"/>
+                <w:b/>
+                <w:i w:val="0"/>
+                <w:color w:val="11202E"/>
+                <w:sz w:val="19"/>
+              </w:rPr>
+              <w:t xml:space="preserve">Suivi : </w:t>
+            </w:r>
+            <w:r>
+              <w:rPr>
+                <w:rFonts w:ascii="Inter" w:hAnsi="Inter" w:eastAsia="Inter"/>
+                <w:b w:val="0"/>
+                <w:i w:val="0"/>
+                <w:color w:val="11202E"/>
+                <w:sz w:val="19"/>
+              </w:rPr>
+              <w:t>chaque invité a une ligne dans le tableau de suivi (invité, inscrit, venu, rendez-vous pris).</w:t>
+            </w:r>
+          </w:p>
+          <w:p>
+            <w:pPr>
+              <w:spacing w:after="20"/>
+            </w:pPr>
+            <w:r>
+              <w:rPr>
+                <w:rFonts w:ascii="Inter" w:hAnsi="Inter" w:eastAsia="Inter"/>
+                <w:b/>
+                <w:i w:val="0"/>
+                <w:color w:val="11202E"/>
+                <w:sz w:val="19"/>
+              </w:rPr>
+              <w:t xml:space="preserve">Objectif proposé : </w:t>
+            </w:r>
+            <w:r>
+              <w:rPr>
+                <w:rFonts w:ascii="Inter" w:hAnsi="Inter" w:eastAsia="Inter"/>
+                <w:b w:val="0"/>
+                <w:i w:val="0"/>
+                <w:color w:val="11202E"/>
+                <w:sz w:val="19"/>
+              </w:rPr>
+              <w:t>8 inscrits, 5 présents, 3 rendez-vous ; une session par mois en alternant Vridi, Yopougon et AeroHub.</w:t>
             </w:r>
           </w:p>
         </w:tc>
